--- a/Articles/01-cast-iron-rust-free-D/article.docx
+++ b/Articles/01-cast-iron-rust-free-D/article.docx
@@ -120,19 +120,41 @@
       </w:r>
     </w:p>
     <w:p>
-      <w:pPr>
-        <w:pBdr>
-          <w:top w:val="single" w:sz="6" w:space="8" w:color="D8D2C2"/>
-          <w:bottom w:val="single" w:sz="6" w:space="8" w:color="D8D2C2"/>
-        </w:pBdr>
-        <w:spacing w:before="160" w:after="160"/>
-      </w:pPr>
-      <w:r>
-        <w:rPr>
-          <w:i/>
-          <w:color w:val="6B6456"/>
-        </w:rPr>
-        <w:t xml:space="preserve">📷 Photo placeholder — close-up before/after shot of a table saw top: left half showing light orange surface rust and hand-oil staining, right half showing the same section cleaned and polished bright, camera angled low across the table to catch the reflection.</w:t>
+      <w:r>
+        <w:drawing>
+          <wp:inline distT="0" distB="0" distL="0" distR="0">
+            <wp:extent cx="4114800" cy="2743519"/>
+            <wp:docPr id="10" name="Inline0"/>
+            <wp:cNvGraphicFramePr>
+              <a:graphicFrameLocks noChangeAspect="1"/>
+            </wp:cNvGraphicFramePr>
+            <a:graphic>
+              <a:graphicData uri="http://schemas.openxmlformats.org/drawingml/2006/picture">
+                <pic:pic>
+                  <pic:nvPicPr>
+                    <pic:cNvPr id="0" name="inline0.jpg"/>
+                    <pic:cNvPicPr/>
+                  </pic:nvPicPr>
+                  <pic:blipFill>
+                    <a:blip r:embed="rIdInlineImg0"/>
+                    <a:stretch>
+                      <a:fillRect/>
+                    </a:stretch>
+                  </pic:blipFill>
+                  <pic:spPr>
+                    <a:xfrm>
+                      <a:off x="0" y="0"/>
+                      <a:ext cx="4114800" cy="2743519"/>
+                    </a:xfrm>
+                    <a:prstGeom prst="rect">
+                      <a:avLst/>
+                    </a:prstGeom>
+                  </pic:spPr>
+                </pic:pic>
+              </a:graphicData>
+            </a:graphic>
+          </wp:inline>
+        </w:drawing>
       </w:r>
     </w:p>
     <w:p>
@@ -295,22 +317,6 @@
       </w:r>
       <w:r>
         <w:t xml:space="preserve"> is the traditional choice for fine hand tools, and it's popular with anyone running Japanese saws, chisels, and planes alongside the power tools. Food-safe-adjacent, doesn't gum up, smells better than anything mineral-spirits-based. Here's the catch: it's a true oil, not a hard film, so a table saw top that sees heavy stock-sliding traffic needs it weekly — more than that in a damp shop. Save it for dry climates, or for tools that mostly sit rather than get slid on all day.</w:t>
-      </w:r>
-    </w:p>
-    <w:p>
-      <w:pPr>
-        <w:pBdr>
-          <w:top w:val="single" w:sz="6" w:space="8" w:color="D8D2C2"/>
-          <w:bottom w:val="single" w:sz="6" w:space="8" w:color="D8D2C2"/>
-        </w:pBdr>
-        <w:spacing w:before="160" w:after="160"/>
-      </w:pPr>
-      <w:r>
-        <w:rPr>
-          <w:i/>
-          <w:color w:val="6B6456"/>
-        </w:rPr>
-        <w:t xml:space="preserve">📷 Photo placeholder — overhead shot of a hand buffing a thin coat of paste wax into a table saw top with a folded cloth, wax tin visible in frame for scale and product context.</w:t>
       </w:r>
     </w:p>
     <w:p>
